--- a/templates/list-punctuation-version-d.docx
+++ b/templates/list-punctuation-version-d.docx
@@ -26,7 +26,7 @@
     </w:p>
     <w:p>
       <w:r>
-        <w:t>{</w:t>
+        <w:t>[[</w:t>
       </w:r>
       <w:r>
         <w:rPr>
@@ -35,7 +35,7 @@
         <w:t>#people</w:t>
       </w:r>
       <w:r>
-        <w:t>}{</w:t>
+        <w:t>]][[</w:t>
       </w:r>
       <w:r>
         <w:rPr>
@@ -44,7 +44,13 @@
         <w:t>name</w:t>
       </w:r>
       <w:r>
-        <w:t>} is {</w:t>
+        <w:t>]]</w:t>
+      </w:r>
+      <w:r>
+        <w:t xml:space="preserve"> is </w:t>
+      </w:r>
+      <w:r>
+        <w:t>[[</w:t>
       </w:r>
       <w:r>
         <w:rPr>
@@ -53,10 +59,13 @@
         <w:t>age</w:t>
       </w:r>
       <w:r>
-        <w:t>} years old</w:t>
-      </w:r>
-      <w:r>
-        <w:t>{</w:t>
+        <w:t>]]</w:t>
+      </w:r>
+      <w:r>
+        <w:t xml:space="preserve"> years old</w:t>
+      </w:r>
+      <w:r>
+        <w:t>[[</w:t>
       </w:r>
       <w:r>
         <w:rPr>
@@ -82,13 +91,25 @@
         <w:rPr>
           <w:color w:val="4EA72E" w:themeColor="accent6"/>
         </w:rPr>
-        <w:t>("</w:t>
-      </w:r>
-      <w:r>
-        <w:rPr>
-          <w:color w:val="4EA72E" w:themeColor="accent6"/>
-        </w:rPr>
-        <w:t>semi and</w:t>
+        <w:t>(</w:t>
+      </w:r>
+      <w:r>
+        <w:rPr>
+          <w:color w:val="4EA72E" w:themeColor="accent6"/>
+        </w:rPr>
+        <w:t xml:space="preserve">{ </w:t>
+      </w:r>
+      <w:r>
+        <w:rPr>
+          <w:color w:val="4EA72E" w:themeColor="accent6"/>
+        </w:rPr>
+        <w:t>style</w:t>
+      </w:r>
+      <w:r>
+        <w:rPr>
+          <w:color w:val="4EA72E" w:themeColor="accent6"/>
+        </w:rPr>
+        <w:t xml:space="preserve">: </w:t>
       </w:r>
       <w:r>
         <w:rPr>
@@ -100,10 +121,64 @@
         <w:rPr>
           <w:color w:val="4EA72E" w:themeColor="accent6"/>
         </w:rPr>
+        <w:t>semi</w:t>
+      </w:r>
+      <w:r>
+        <w:rPr>
+          <w:color w:val="4EA72E" w:themeColor="accent6"/>
+        </w:rPr>
+        <w:t>c</w:t>
+      </w:r>
+      <w:r>
+        <w:rPr>
+          <w:color w:val="4EA72E" w:themeColor="accent6"/>
+        </w:rPr>
+        <w:t>o</w:t>
+      </w:r>
+      <w:r>
+        <w:rPr>
+          <w:color w:val="4EA72E" w:themeColor="accent6"/>
+        </w:rPr>
+        <w:t>lon</w:t>
+      </w:r>
+      <w:r>
+        <w:rPr>
+          <w:color w:val="4EA72E" w:themeColor="accent6"/>
+        </w:rPr>
+        <w:t xml:space="preserve"> a</w:t>
+      </w:r>
+      <w:r>
+        <w:rPr>
+          <w:color w:val="4EA72E" w:themeColor="accent6"/>
+        </w:rPr>
+        <w:t>n</w:t>
+      </w:r>
+      <w:r>
+        <w:rPr>
+          <w:color w:val="4EA72E" w:themeColor="accent6"/>
+        </w:rPr>
+        <w:t>d</w:t>
+      </w:r>
+      <w:r>
+        <w:rPr>
+          <w:color w:val="4EA72E" w:themeColor="accent6"/>
+        </w:rPr>
+        <w:t>"</w:t>
+      </w:r>
+      <w:r>
+        <w:rPr>
+          <w:color w:val="4EA72E" w:themeColor="accent6"/>
+        </w:rPr>
+        <w:t xml:space="preserve"> }</w:t>
+      </w:r>
+      <w:r>
+        <w:rPr>
+          <w:color w:val="4EA72E" w:themeColor="accent6"/>
+        </w:rPr>
         <w:t>)</w:t>
       </w:r>
       <w:r>
-        <w:t>}{</w:t>
+        <w:t>]][[</w:t>
       </w:r>
       <w:r>
         <w:rPr>
@@ -112,7 +187,7 @@
         <w:t>/people</w:t>
       </w:r>
       <w:r>
-        <w:t>}</w:t>
+        <w:t>]]</w:t>
       </w:r>
       <w:r>
         <w:t>, and they all lived happily ever after.</w:t>

--- a/templates/list-punctuation-version-d.docx
+++ b/templates/list-punctuation-version-d.docx
@@ -18,7 +18,7 @@
           <w:b/>
           <w:bCs/>
         </w:rPr>
-        <w:t>C</w:t>
+        <w:t>D</w:t>
       </w:r>
       <w:r>
         <w:t xml:space="preserve"> of list punctuating.</w:t>
@@ -73,7 +73,6 @@
         </w:rPr>
         <w:t>$</w:t>
       </w:r>
-      <w:proofErr w:type="spellStart"/>
       <w:r>
         <w:rPr>
           <w:color w:val="4EA72E" w:themeColor="accent6"/>
@@ -84,14 +83,7 @@
         <w:rPr>
           <w:color w:val="4EA72E" w:themeColor="accent6"/>
         </w:rPr>
-        <w:t>unc</w:t>
-      </w:r>
-      <w:proofErr w:type="spellEnd"/>
-      <w:r>
-        <w:rPr>
-          <w:color w:val="4EA72E" w:themeColor="accent6"/>
-        </w:rPr>
-        <w:t>(</w:t>
+        <w:t>unc(</w:t>
       </w:r>
       <w:r>
         <w:rPr>
